--- a/eval/corpora/uv-docs-ingested/sources/concepts/preview.docx
+++ b/eval/corpora/uv-docs-ingested/sources/concepts/preview.docx
@@ -520,13 +520,7 @@
         <w:pStyle w:val="BodyText"/>
       </w:pPr>
       <w:r>
-        <w:t xml:space="preserve">–8&lt;–</w:t>
-      </w:r>
-      <w:r>
-        <w:t xml:space="preserve"> </w:t>
-      </w:r>
-      <w:r>
-        <w:t xml:space="preserve">“docs/reference/.preview-features.md”</w:t>
+        <w:t xml:space="preserve">--8&lt;-- "docs/reference/.preview-features.md"</w:t>
       </w:r>
     </w:p>
     <w:bookmarkEnd w:id="11"/>
